--- a/reviews/metaphilosophy-literature-reviews/literature-review-final.docx
+++ b/reviews/metaphilosophy-literature-reviews/literature-review-final.docx
@@ -803,7 +803,7 @@
         <w:pStyle w:val="FirstParagraph"/>
       </w:pPr>
       <w:r>
-        <w:t xml:space="preserve">While the research ethics literature develops accounts of intellectual honesty (Miller 2022) and intellectual transparency (Byerly 2022), these accounts focus on individual scholarly virtues without applying them specifically to literature reviews. Kubota (2019) critiques epistemological racism in knowledge production, and Burrell et al. (2022) call for reflexivity about who produces knowledge and how, but both address research conduct broadly rather than literature synthesis in particular. Lockard (2023) identifies the charitability gap as a mechanism of epistemic oppression but does not develop a comprehensive account of interpretive ethics for the review genre.</w:t>
+        <w:t xml:space="preserve">While the research ethics literature develops accounts of intellectual honesty (Miller 2022) and intellectual transparency (Byerly 2023), these accounts focus on individual scholarly virtues without applying them specifically to literature reviews. Kubota (2020) critiques epistemological racism in knowledge production, and Burrell et al. (2022) call for reflexivity about who produces knowledge and how, but both address research conduct broadly rather than literature synthesis in particular. Lockard (2023) identifies the charitability gap as a mechanism of epistemic oppression but does not develop a comprehensive account of interpretive ethics for the review genre.</w:t>
       </w:r>
     </w:p>
     <w:p>
@@ -917,7 +917,7 @@
         <w:pStyle w:val="BodyText"/>
       </w:pPr>
       <w:r>
-        <w:t xml:space="preserve">Third, existing literatures provide rich but fragmented resources for addressing these questions. Virtue epistemology offers accounts of intellectual honesty and transparency (Miller 2022; Byerly 2022). Structural critique exposes mechanisms of exclusion from epistemological racism to epistemicide (Kubota 2019; Grosfoguel 2013). Hermeneutic theory illuminates the paradoxes and politics of charitable interpretation (Davidson 2001; Lockard 2023). But these resources have not been integrated into a unified account of what makes a philosophical literature review good – methodologically sound, interpretively fair, and ethically responsible.</w:t>
+        <w:t xml:space="preserve">Third, existing literatures provide rich but fragmented resources for addressing these questions. Virtue epistemology offers accounts of intellectual honesty and transparency (Miller 2022; Byerly 2023). Structural critique exposes mechanisms of exclusion from epistemological racism to epistemicide (Kubota 2020; Grosfoguel 2013). Hermeneutic theory illuminates the paradoxes and politics of charitable interpretation (Davidson 2001; Lockard 2023). But these resources have not been integrated into a unified account of what makes a philosophical literature review good – methodologically sound, interpretively fair, and ethically responsible.</w:t>
       </w:r>
     </w:p>
     <w:p>
@@ -1042,7 +1042,7 @@
         <w:pStyle w:val="BodyText"/>
       </w:pPr>
       <w:r>
-        <w:t xml:space="preserve">Byerly, T. Ryan. 2022.</w:t>
+        <w:t xml:space="preserve">Byerly, T. Ryan. 2023.</w:t>
       </w:r>
       <w:r>
         <w:t xml:space="preserve"> </w:t>
@@ -1642,7 +1642,7 @@
         <w:pStyle w:val="BodyText"/>
       </w:pPr>
       <w:r>
-        <w:t xml:space="preserve">Kubota, Ryuko. 2019.</w:t>
+        <w:t xml:space="preserve">Kubota, Ryuko. 2020.</w:t>
       </w:r>
       <w:r>
         <w:t xml:space="preserve"> </w:t>
